--- a/templates/WI Template.docx
+++ b/templates/WI Template.docx
@@ -349,9 +349,10 @@
         <w:tblLook w:val="04A0" w:firstRow="1" w:lastRow="0" w:firstColumn="1" w:lastColumn="0" w:noHBand="0" w:noVBand="1"/>
       </w:tblPr>
       <w:tblGrid>
-        <w:gridCol w:w="1620"/>
-        <w:gridCol w:w="2551"/>
-        <w:gridCol w:w="4678"/>
+        <w:gridCol w:w="1184"/>
+        <w:gridCol w:w="1999"/>
+        <w:gridCol w:w="3155"/>
+        <w:gridCol w:w="2652"/>
       </w:tblGrid>
       <w:tr>
         <w:trPr>
@@ -359,7 +360,7 @@
         </w:trPr>
         <w:tc>
           <w:tcPr>
-            <w:tcW w:w="1620" w:type="dxa"/>
+            <w:tcW w:w="1184" w:type="dxa"/>
             <w:shd w:val="clear" w:color="auto" w:fill="FFC000"/>
           </w:tcPr>
           <w:p>
@@ -384,7 +385,7 @@
         </w:tc>
         <w:tc>
           <w:tcPr>
-            <w:tcW w:w="2551" w:type="dxa"/>
+            <w:tcW w:w="1999" w:type="dxa"/>
             <w:shd w:val="clear" w:color="auto" w:fill="FFC000"/>
           </w:tcPr>
           <w:p>
@@ -409,7 +410,7 @@
         </w:tc>
         <w:tc>
           <w:tcPr>
-            <w:tcW w:w="4678" w:type="dxa"/>
+            <w:tcW w:w="3155" w:type="dxa"/>
             <w:shd w:val="clear" w:color="auto" w:fill="FFC000"/>
           </w:tcPr>
           <w:p>
@@ -429,6 +430,31 @@
                 <w:lang w:val="en-US"/>
               </w:rPr>
               <w:t>Screenshot</w:t>
+            </w:r>
+          </w:p>
+        </w:tc>
+        <w:tc>
+          <w:tcPr>
+            <w:tcW w:w="2652" w:type="dxa"/>
+            <w:shd w:val="clear" w:color="auto" w:fill="FFC000"/>
+          </w:tcPr>
+          <w:p>
+            <w:pPr>
+              <w:pStyle w:val="Heading1"/>
+              <w:jc w:val="center"/>
+              <w:rPr>
+                <w:sz w:val="24"/>
+                <w:szCs w:val="24"/>
+                <w:lang w:val="en-US"/>
+              </w:rPr>
+            </w:pPr>
+            <w:r>
+              <w:rPr>
+                <w:sz w:val="24"/>
+                <w:szCs w:val="24"/>
+                <w:lang w:val="en-US"/>
+              </w:rPr>
+              <w:t>Notes</w:t>
             </w:r>
           </w:p>
         </w:tc>
@@ -439,7 +465,7 @@
         </w:trPr>
         <w:tc>
           <w:tcPr>
-            <w:tcW w:w="1620" w:type="dxa"/>
+            <w:tcW w:w="1184" w:type="dxa"/>
           </w:tcPr>
           <w:p>
             <w:pPr>
@@ -454,7 +480,7 @@
         </w:tc>
         <w:tc>
           <w:tcPr>
-            <w:tcW w:w="2551" w:type="dxa"/>
+            <w:tcW w:w="1999" w:type="dxa"/>
           </w:tcPr>
           <w:p>
             <w:pPr>
@@ -469,7 +495,7 @@
         </w:tc>
         <w:tc>
           <w:tcPr>
-            <w:tcW w:w="4678" w:type="dxa"/>
+            <w:tcW w:w="3155" w:type="dxa"/>
           </w:tcPr>
           <w:p>
             <w:pPr>
@@ -482,11 +508,26 @@
             </w:pPr>
           </w:p>
         </w:tc>
+        <w:tc>
+          <w:tcPr>
+            <w:tcW w:w="2652" w:type="dxa"/>
+          </w:tcPr>
+          <w:p>
+            <w:pPr>
+              <w:pStyle w:val="Heading1"/>
+              <w:rPr>
+                <w:sz w:val="24"/>
+                <w:szCs w:val="24"/>
+                <w:lang w:val="en-US"/>
+              </w:rPr>
+            </w:pPr>
+          </w:p>
+        </w:tc>
       </w:tr>
       <w:tr>
         <w:tc>
           <w:tcPr>
-            <w:tcW w:w="1620" w:type="dxa"/>
+            <w:tcW w:w="1184" w:type="dxa"/>
           </w:tcPr>
           <w:p>
             <w:pPr>
@@ -501,7 +542,7 @@
         </w:tc>
         <w:tc>
           <w:tcPr>
-            <w:tcW w:w="2551" w:type="dxa"/>
+            <w:tcW w:w="1999" w:type="dxa"/>
           </w:tcPr>
           <w:p>
             <w:pPr>
@@ -516,7 +557,7 @@
         </w:tc>
         <w:tc>
           <w:tcPr>
-            <w:tcW w:w="4678" w:type="dxa"/>
+            <w:tcW w:w="3155" w:type="dxa"/>
           </w:tcPr>
           <w:p>
             <w:pPr>
@@ -529,11 +570,26 @@
             </w:pPr>
           </w:p>
         </w:tc>
+        <w:tc>
+          <w:tcPr>
+            <w:tcW w:w="2652" w:type="dxa"/>
+          </w:tcPr>
+          <w:p>
+            <w:pPr>
+              <w:pStyle w:val="Heading1"/>
+              <w:rPr>
+                <w:sz w:val="24"/>
+                <w:szCs w:val="24"/>
+                <w:lang w:val="en-US"/>
+              </w:rPr>
+            </w:pPr>
+          </w:p>
+        </w:tc>
       </w:tr>
       <w:tr>
         <w:tc>
           <w:tcPr>
-            <w:tcW w:w="1620" w:type="dxa"/>
+            <w:tcW w:w="1184" w:type="dxa"/>
           </w:tcPr>
           <w:p>
             <w:pPr>
@@ -548,7 +604,7 @@
         </w:tc>
         <w:tc>
           <w:tcPr>
-            <w:tcW w:w="2551" w:type="dxa"/>
+            <w:tcW w:w="1999" w:type="dxa"/>
           </w:tcPr>
           <w:p>
             <w:pPr>
@@ -563,7 +619,7 @@
         </w:tc>
         <w:tc>
           <w:tcPr>
-            <w:tcW w:w="4678" w:type="dxa"/>
+            <w:tcW w:w="3155" w:type="dxa"/>
           </w:tcPr>
           <w:p>
             <w:pPr>
@@ -576,11 +632,26 @@
             </w:pPr>
           </w:p>
         </w:tc>
+        <w:tc>
+          <w:tcPr>
+            <w:tcW w:w="2652" w:type="dxa"/>
+          </w:tcPr>
+          <w:p>
+            <w:pPr>
+              <w:pStyle w:val="Heading1"/>
+              <w:rPr>
+                <w:sz w:val="24"/>
+                <w:szCs w:val="24"/>
+                <w:lang w:val="en-US"/>
+              </w:rPr>
+            </w:pPr>
+          </w:p>
+        </w:tc>
       </w:tr>
       <w:tr>
         <w:tc>
           <w:tcPr>
-            <w:tcW w:w="1620" w:type="dxa"/>
+            <w:tcW w:w="1184" w:type="dxa"/>
           </w:tcPr>
           <w:p>
             <w:pPr>
@@ -595,7 +666,7 @@
         </w:tc>
         <w:tc>
           <w:tcPr>
-            <w:tcW w:w="2551" w:type="dxa"/>
+            <w:tcW w:w="1999" w:type="dxa"/>
           </w:tcPr>
           <w:p>
             <w:pPr>
@@ -610,7 +681,22 @@
         </w:tc>
         <w:tc>
           <w:tcPr>
-            <w:tcW w:w="4678" w:type="dxa"/>
+            <w:tcW w:w="3155" w:type="dxa"/>
+          </w:tcPr>
+          <w:p>
+            <w:pPr>
+              <w:pStyle w:val="Heading1"/>
+              <w:rPr>
+                <w:sz w:val="24"/>
+                <w:szCs w:val="24"/>
+                <w:lang w:val="en-US"/>
+              </w:rPr>
+            </w:pPr>
+          </w:p>
+        </w:tc>
+        <w:tc>
+          <w:tcPr>
+            <w:tcW w:w="2652" w:type="dxa"/>
           </w:tcPr>
           <w:p>
             <w:pPr>
